--- a/oto4-markets-and-boutiques/bunvklbupt/sale-or-return-agreement.docx
+++ b/oto4-markets-and-boutiques/bunvklbupt/sale-or-return-agreement.docx
@@ -213,7 +213,7 @@
           </w:tcPr>
           <w:p>
             <w:r>
-              <w:t>Colour</w:t>
+              <w:t>Color</w:t>
             </w:r>
           </w:p>
         </w:tc>
